--- a/backend/data/corpus/DOC-20230515-100.docx
+++ b/backend/data/corpus/DOC-20230515-100.docx
@@ -63,7 +63,7 @@
           <w:b/>
           <w:sz w:val="21"/>
         </w:rPr>
-        <w:t>Esperanza Calderwood, MD, Vantage Park Regional Epilepsy Program, Burlington, VT (AR)</w:t>
+        <w:t>Ulrike Wetherby, MD, Juniper Flats Neurology Partners, Fayetteville, NC (RSM)</w:t>
       </w:r>
     </w:p>
     <w:p>
@@ -71,7 +71,7 @@
         <w:rPr>
           <w:sz w:val="21"/>
         </w:rPr>
-        <w:t>&gt; A brief conversation outside the EEG suite, mostly logistics.</w:t>
+        <w:t>&gt; A productive conversation over a quick coffee, mostly logistics.</w:t>
       </w:r>
     </w:p>
     <w:p>
@@ -79,7 +79,7 @@
         <w:rPr>
           <w:sz w:val="21"/>
         </w:rPr>
-        <w:t>&gt; Noted that benefit checks varies by payer and that this is not specific to any one product.</w:t>
+        <w:t>&gt; Most of the discussion was about the scheduling system, which is being piloted this quarter.</w:t>
       </w:r>
     </w:p>
     <w:p>
@@ -87,7 +87,7 @@
         <w:rPr>
           <w:sz w:val="21"/>
         </w:rPr>
-        <w:t>&gt; Asked whether I would be at the meeting later this year.</w:t>
+        <w:t>&gt; Left it at that, with a call later this month to be scheduled.</w:t>
       </w:r>
     </w:p>
     <w:p>
@@ -103,7 +103,7 @@
           <w:b/>
           <w:sz w:val="21"/>
         </w:rPr>
-        <w:t>Eloise Underhill, MD, Northgate Neurology Partners, Fort Wayne, IN (RSM)</w:t>
+        <w:t>Imani Grierson, MD, Foxglove Health Neurology, Wichita, KS (RSM)</w:t>
       </w:r>
     </w:p>
     <w:p>
@@ -111,7 +111,7 @@
         <w:rPr>
           <w:sz w:val="21"/>
         </w:rPr>
-        <w:t>&gt; A rushed visit between clinic blocks; the schedule was tight.</w:t>
+        <w:t>&gt; A twenty-minute conversation over a quick coffee, mostly logistics.</w:t>
       </w:r>
     </w:p>
     <w:p>
@@ -119,63 +119,7 @@
         <w:rPr>
           <w:sz w:val="21"/>
         </w:rPr>
-        <w:t>&gt; The composition of newly referred patients has shifted over the last year or two.</w:t>
-      </w:r>
-    </w:p>
-    <w:p>
-      <w:r>
-        <w:rPr>
-          <w:sz w:val="21"/>
-        </w:rPr>
-        <w:t>&gt; Described a preference for slower titration in general, unrelated to any particular patient.</w:t>
-      </w:r>
-    </w:p>
-    <w:p>
-      <w:r>
-        <w:rPr>
-          <w:sz w:val="21"/>
-        </w:rPr>
-        <w:t>&gt; Compared notes on which sessions were worth the time.</w:t>
-      </w:r>
-    </w:p>
-    <w:p>
-      <w:r>
-        <w:rPr>
-          <w:sz w:val="21"/>
-        </w:rPr>
-      </w:r>
-    </w:p>
-    <w:p>
-      <w:r>
-        <w:rPr>
-          <w:b/>
-          <w:sz w:val="21"/>
-        </w:rPr>
-        <w:t>Tobias Adeyemi-Cole, MD, Windrow Neuroscience Center, Portland, ME (RSM)</w:t>
-      </w:r>
-    </w:p>
-    <w:p>
-      <w:r>
-        <w:rPr>
-          <w:sz w:val="21"/>
-        </w:rPr>
-        <w:t>&gt; Benefit verification is the step that most often delays a start here.</w:t>
-      </w:r>
-    </w:p>
-    <w:p>
-      <w:r>
-        <w:rPr>
-          <w:sz w:val="21"/>
-        </w:rPr>
-        <w:t>&gt; The referral queue is slowly recovering since the summer, which shapes how much time there is for anything else.</w:t>
-      </w:r>
-    </w:p>
-    <w:p>
-      <w:r>
-        <w:rPr>
-          <w:sz w:val="21"/>
-        </w:rPr>
-        <w:t>&gt; Talked through the pediatric-to-adult transfers in general terms, without any specific case.</w:t>
+        <w:t>&gt; Agreed to reconnect at a follow-up appointment; no materials requested.</w:t>
       </w:r>
     </w:p>
     <w:p>
@@ -199,7 +143,7 @@
           <w:b/>
           <w:sz w:val="21"/>
         </w:rPr>
-        <w:t>Malika Fairweather, MD, Highmoor Health Neurology, Worcester, MA (RSM)</w:t>
+        <w:t>Gaspar Nashwood, MD, Copperfield Neurology Institute, Omaha, NE (RSM)</w:t>
       </w:r>
     </w:p>
     <w:p>
@@ -207,7 +151,7 @@
         <w:rPr>
           <w:sz w:val="21"/>
         </w:rPr>
-        <w:t>&gt; Referenced a guideline update discussed at journal club in passing.</w:t>
+        <w:t>&gt; The referral queue looks better than last year since the summer, which shapes how much time there is for anything else.</w:t>
       </w:r>
     </w:p>
     <w:p>
@@ -215,47 +159,7 @@
         <w:rPr>
           <w:sz w:val="21"/>
         </w:rPr>
-        <w:t>&gt; Referral patterns into this clinic have changed, adn long-standing patients is a bigger share than it was.</w:t>
-      </w:r>
-    </w:p>
-    <w:p>
-      <w:r>
-        <w:rPr>
-          <w:sz w:val="21"/>
-        </w:rPr>
-        <w:t>&gt; Noted that formulary questions varies by payer adn that this is not specific to any one product.</w:t>
-      </w:r>
-    </w:p>
-    <w:p>
-      <w:r>
-        <w:rPr>
-          <w:sz w:val="21"/>
-        </w:rPr>
-        <w:t>&gt; Asked about my travel schedule, since visits keep landing on teh busiest clinic days.</w:t>
-      </w:r>
-    </w:p>
-    <w:p>
-      <w:r>
-        <w:rPr>
-          <w:sz w:val="21"/>
-        </w:rPr>
-      </w:r>
-    </w:p>
-    <w:p>
-      <w:r>
-        <w:rPr>
-          <w:b/>
-          <w:sz w:val="21"/>
-        </w:rPr>
-        <w:t>Saoirse Zeitler, MD, Sandhill Neuroscience Center, Tacoma, WA (RSM)</w:t>
-      </w:r>
-    </w:p>
-    <w:p>
-      <w:r>
-        <w:rPr>
-          <w:sz w:val="21"/>
-        </w:rPr>
-        <w:t>&gt; Described how the refractory group is triaged now compared with before.</w:t>
+        <w:t>&gt; Noted that the appeals process is handled by one person here and that this is not specific to any one product.</w:t>
       </w:r>
     </w:p>
     <w:p>
@@ -271,175 +175,7 @@
         <w:rPr>
           <w:sz w:val="21"/>
         </w:rPr>
-        <w:t>&gt; Closed there — no specific request.</w:t>
-      </w:r>
-    </w:p>
-    <w:p>
-      <w:r>
-        <w:rPr>
-          <w:sz w:val="21"/>
-        </w:rPr>
-        <w:t>&gt; Asked whether I had seen a case series someone forwarded; I had not, and offered nothing in return.</w:t>
-      </w:r>
-    </w:p>
-    <w:p>
-      <w:r>
-        <w:rPr>
-          <w:sz w:val="21"/>
-        </w:rPr>
-      </w:r>
-    </w:p>
-    <w:p>
-      <w:r>
-        <w:rPr>
-          <w:b/>
-          <w:sz w:val="21"/>
-        </w:rPr>
-        <w:t>Adaeze Tavernier, MD, Juniper Flats Neurology Partners, Fort Collins, CO (AR)</w:t>
-      </w:r>
-    </w:p>
-    <w:p>
-      <w:r>
-        <w:rPr>
-          <w:sz w:val="21"/>
-        </w:rPr>
-        <w:t>&gt; A twenty-minute visit in the conference room; the schedule was tight.</w:t>
-      </w:r>
-    </w:p>
-    <w:p>
-      <w:r>
-        <w:rPr>
-          <w:sz w:val="21"/>
-        </w:rPr>
-        <w:t>&gt; Clinic throughput keeps slipping since the summer, which shapes how much time there is for anything else.</w:t>
-      </w:r>
-    </w:p>
-    <w:p>
-      <w:r>
-        <w:rPr>
-          <w:sz w:val="21"/>
-        </w:rPr>
-        <w:t>&gt; Asked whether I would be at the meeting later this year.</w:t>
-      </w:r>
-    </w:p>
-    <w:p>
-      <w:r>
-        <w:rPr>
-          <w:sz w:val="21"/>
-        </w:rPr>
-      </w:r>
-    </w:p>
-    <w:p>
-      <w:r>
-        <w:rPr>
-          <w:b/>
-          <w:sz w:val="21"/>
-        </w:rPr>
-        <w:t>Fabian Marchetti, MD, Northbrook Neurology Institute, Albany, NY (AR)</w:t>
-      </w:r>
-    </w:p>
-    <w:p>
-      <w:r>
-        <w:rPr>
-          <w:sz w:val="21"/>
-        </w:rPr>
-        <w:t>&gt; Caught a short window by the scheduling desk between patients.</w:t>
-      </w:r>
-    </w:p>
-    <w:p>
-      <w:r>
-        <w:rPr>
-          <w:sz w:val="21"/>
-        </w:rPr>
-        <w:t>&gt; Referral patterns into this clinic have changed, and newly referred patients is a bigger share than it was.</w:t>
-      </w:r>
-    </w:p>
-    <w:p>
-      <w:r>
-        <w:rPr>
-          <w:sz w:val="21"/>
-        </w:rPr>
-        <w:t>&gt; No materials requested. Safety items asked about and confirmed none.</w:t>
-      </w:r>
-    </w:p>
-    <w:p>
-      <w:r>
-        <w:rPr>
-          <w:sz w:val="21"/>
-        </w:rPr>
-      </w:r>
-    </w:p>
-    <w:p>
-      <w:r>
-        <w:rPr>
-          <w:b/>
-          <w:sz w:val="21"/>
-        </w:rPr>
-        <w:t>Zubin Grierson, MD, Marbury Neurological Care Center, Tucson, AZ (RSM)</w:t>
-      </w:r>
-    </w:p>
-    <w:p>
-      <w:r>
-        <w:rPr>
-          <w:sz w:val="21"/>
-        </w:rPr>
-        <w:t>&gt; The practice lost a front-desk coordinator and has not backfilled, so routine follow-up slots keeps slipping.</w:t>
-      </w:r>
-    </w:p>
-    <w:p>
-      <w:r>
-        <w:rPr>
-          <w:sz w:val="21"/>
-        </w:rPr>
-        <w:t>&gt; Monitoring intervals during titration are set by clinic routine here rather than by protocol.</w:t>
-      </w:r>
-    </w:p>
-    <w:p>
-      <w:r>
-        <w:rPr>
-          <w:sz w:val="21"/>
-        </w:rPr>
-        <w:t>&gt; Asked whether I would be at the meeting later this year.</w:t>
-      </w:r>
-    </w:p>
-    <w:p>
-      <w:r>
-        <w:rPr>
-          <w:sz w:val="21"/>
-        </w:rPr>
-        <w:t>&gt; Described how the surgical workup list is triaged now compared with before.</w:t>
-      </w:r>
-    </w:p>
-    <w:p>
-      <w:r>
-        <w:rPr>
-          <w:sz w:val="21"/>
-        </w:rPr>
-      </w:r>
-    </w:p>
-    <w:p>
-      <w:r>
-        <w:rPr>
-          <w:b/>
-          <w:sz w:val="21"/>
-        </w:rPr>
-        <w:t>Gaspar Yoshimura, MD, Vantage Park Regional Epilepsy Program, Bakersfield, CA (RSM)</w:t>
-      </w:r>
-    </w:p>
-    <w:p>
-      <w:r>
-        <w:rPr>
-          <w:sz w:val="21"/>
-        </w:rPr>
-        <w:t>&gt; The new charting templates changed again last month, and that took up the first part of the conversation.</w:t>
-      </w:r>
-    </w:p>
-    <w:p>
-      <w:r>
-        <w:rPr>
-          <w:sz w:val="21"/>
-        </w:rPr>
-        <w:t>&gt; No product discussion. Safety items asked about and confirmed none.</w:t>
+        <w:t>&gt; Spent some time on long-standing patients and how workup decisions get sequenced.</w:t>
       </w:r>
     </w:p>
     <w:p>
@@ -463,7 +199,7 @@
           <w:b/>
           <w:sz w:val="21"/>
         </w:rPr>
-        <w:t>Ulrike Dellacroix, MD, Silver Creek Medical Group, Allentown, PA (RSM)</w:t>
+        <w:t>Silvio Bellweather, MD, Cedar Ridge Regional Epilepsy Program, Worcester, MA (RSM)</w:t>
       </w:r>
     </w:p>
     <w:p>
@@ -471,7 +207,7 @@
         <w:rPr>
           <w:sz w:val="21"/>
         </w:rPr>
-        <w:t>&gt; A twenty-minute conversation in the workroom, mostly logistics.</w:t>
+        <w:t>&gt; Caught a compressed window outside the EEG suite between patients.</w:t>
       </w:r>
     </w:p>
     <w:p>
@@ -479,7 +215,255 @@
         <w:rPr>
           <w:sz w:val="21"/>
         </w:rPr>
-        <w:t>&gt; Agreed to reconnect at the next visit; no specific request.</w:t>
+        <w:t>&gt; Asked about my travel schedule, since visits keep landing on the busiest clinic days.</w:t>
+      </w:r>
+    </w:p>
+    <w:p>
+      <w:r>
+        <w:rPr>
+          <w:sz w:val="21"/>
+        </w:rPr>
+        <w:t>&gt; Titration scheduling is handled by nursing staff, which the practice finds workable.</w:t>
+      </w:r>
+    </w:p>
+    <w:p>
+      <w:r>
+        <w:rPr>
+          <w:sz w:val="21"/>
+        </w:rPr>
+      </w:r>
+    </w:p>
+    <w:p>
+      <w:r>
+        <w:rPr>
+          <w:b/>
+          <w:sz w:val="21"/>
+        </w:rPr>
+        <w:t>Leonie Nakagawa, MD, Ironwood Neurology Associates, Fort Wayne, IN (RSM)</w:t>
+      </w:r>
+    </w:p>
+    <w:p>
+      <w:r>
+        <w:rPr>
+          <w:sz w:val="21"/>
+        </w:rPr>
+        <w:t>&gt; Stopped by outside the EEG suite for a full conversation.</w:t>
+      </w:r>
+    </w:p>
+    <w:p>
+      <w:r>
+        <w:rPr>
+          <w:sz w:val="21"/>
+        </w:rPr>
+        <w:t>&gt; Described how the refractory group is triaged now compared with before.</w:t>
+      </w:r>
+    </w:p>
+    <w:p>
+      <w:r>
+        <w:rPr>
+          <w:sz w:val="21"/>
+        </w:rPr>
+        <w:t>&gt; Closed there — no materials requested.</w:t>
+      </w:r>
+    </w:p>
+    <w:p>
+      <w:r>
+        <w:rPr>
+          <w:sz w:val="21"/>
+        </w:rPr>
+        <w:t>&gt; Talked through the refractory group in general terms, without any specific case.</w:t>
+      </w:r>
+    </w:p>
+    <w:p>
+      <w:r>
+        <w:rPr>
+          <w:sz w:val="21"/>
+        </w:rPr>
+      </w:r>
+    </w:p>
+    <w:p>
+      <w:r>
+        <w:rPr>
+          <w:b/>
+          <w:sz w:val="21"/>
+        </w:rPr>
+        <w:t>Bram Merriwether, MD, Willowmere Neuroscience Center, Toledo, OH (RSM)</w:t>
+      </w:r>
+    </w:p>
+    <w:p>
+      <w:r>
+        <w:rPr>
+          <w:sz w:val="21"/>
+        </w:rPr>
+        <w:t>&gt; An unexpectedly long meeting in the conference room, first one this quarter.</w:t>
+      </w:r>
+    </w:p>
+    <w:p>
+      <w:r>
+        <w:rPr>
+          <w:sz w:val="21"/>
+        </w:rPr>
+        <w:t>&gt; Mostly small talk about the program and the venue.</w:t>
+      </w:r>
+    </w:p>
+    <w:p>
+      <w:r>
+        <w:rPr>
+          <w:sz w:val="21"/>
+        </w:rPr>
+        <w:t>&gt; No product discussion. Safety items asked about and confirmed none.</w:t>
+      </w:r>
+    </w:p>
+    <w:p>
+      <w:r>
+        <w:rPr>
+          <w:sz w:val="21"/>
+        </w:rPr>
+        <w:t>&gt; Mentioned a guideline update discussed at journal club but did not raise any specific finding.</w:t>
+      </w:r>
+    </w:p>
+    <w:p>
+      <w:r>
+        <w:rPr>
+          <w:sz w:val="21"/>
+        </w:rPr>
+      </w:r>
+    </w:p>
+    <w:p>
+      <w:r>
+        <w:rPr>
+          <w:b/>
+          <w:sz w:val="21"/>
+        </w:rPr>
+        <w:t>Orla Oyelaran, MD, Palmetto Neurology Institute, Provo, UT (RSM)</w:t>
+      </w:r>
+    </w:p>
+    <w:p>
+      <w:r>
+        <w:rPr>
+          <w:sz w:val="21"/>
+        </w:rPr>
+        <w:t>&gt; A short visit by the scheduling desk; the schedule was tight.</w:t>
+      </w:r>
+    </w:p>
+    <w:p>
+      <w:r>
+        <w:rPr>
+          <w:sz w:val="21"/>
+        </w:rPr>
+        <w:t>&gt; The scheduling system has not settled, and that took up the first part of the conversation.</w:t>
+      </w:r>
+    </w:p>
+    <w:p>
+      <w:r>
+        <w:rPr>
+          <w:sz w:val="21"/>
+        </w:rPr>
+        <w:t>&gt; Benefit verification is the step that most often delays a start here.</w:t>
+      </w:r>
+    </w:p>
+    <w:p>
+      <w:r>
+        <w:rPr>
+          <w:sz w:val="21"/>
+        </w:rPr>
+        <w:t>&gt; Titration scheduling is handled by nursing staff, which the practice finds workable.</w:t>
+      </w:r>
+    </w:p>
+    <w:p>
+      <w:r>
+        <w:rPr>
+          <w:sz w:val="21"/>
+        </w:rPr>
+        <w:t>&gt; The practice lost a front-desk coordinator and has not backfilled, so the referral queue keeps slipping.</w:t>
+      </w:r>
+    </w:p>
+    <w:p>
+      <w:r>
+        <w:rPr>
+          <w:sz w:val="21"/>
+        </w:rPr>
+      </w:r>
+    </w:p>
+    <w:p>
+      <w:r>
+        <w:rPr>
+          <w:b/>
+          <w:sz w:val="21"/>
+        </w:rPr>
+        <w:t>Gemma Oakhurst, MD, Palmetto Neurology Institute, Fort Wayne, IN (RSM)</w:t>
+      </w:r>
+    </w:p>
+    <w:p>
+      <w:r>
+        <w:rPr>
+          <w:sz w:val="21"/>
+        </w:rPr>
+        <w:t>&gt; A productive visit in the conference room; the schedule was tight.</w:t>
+      </w:r>
+    </w:p>
+    <w:p>
+      <w:r>
+        <w:rPr>
+          <w:sz w:val="21"/>
+        </w:rPr>
+        <w:t>&gt; The composition of the surgical workup list has shifted over the last year or two.</w:t>
+      </w:r>
+    </w:p>
+    <w:p>
+      <w:r>
+        <w:rPr>
+          <w:sz w:val="21"/>
+        </w:rPr>
+        <w:t>&gt; The patient portal is still being sorted out, and that took up the first part of the conversation.</w:t>
+      </w:r>
+    </w:p>
+    <w:p>
+      <w:r>
+        <w:rPr>
+          <w:sz w:val="21"/>
+        </w:rPr>
+        <w:t>&gt; Talked through the surgical workup list in general terms, without any specific case.</w:t>
+      </w:r>
+    </w:p>
+    <w:p>
+      <w:r>
+        <w:rPr>
+          <w:sz w:val="21"/>
+        </w:rPr>
+        <w:t>&gt; Noted that the appeals process varies by payer and that this is not specific to any one product.</w:t>
+      </w:r>
+    </w:p>
+    <w:p>
+      <w:r>
+        <w:rPr>
+          <w:sz w:val="21"/>
+        </w:rPr>
+      </w:r>
+    </w:p>
+    <w:p>
+      <w:r>
+        <w:rPr>
+          <w:b/>
+          <w:sz w:val="21"/>
+        </w:rPr>
+        <w:t>Rohan Ravenscroft, MD, Fox Hollow Neurology Partners, Omaha, NE (RSM)</w:t>
+      </w:r>
+    </w:p>
+    <w:p>
+      <w:r>
+        <w:rPr>
+          <w:sz w:val="21"/>
+        </w:rPr>
+        <w:t>&gt; A clipped meeting in the back office, first one this quarter.</w:t>
+      </w:r>
+    </w:p>
+    <w:p>
+      <w:r>
+        <w:rPr>
+          <w:sz w:val="21"/>
+        </w:rPr>
+        <w:t>&gt; Asked about my travel schedule, since visits keep landing on the busiest clinic days.</w:t>
       </w:r>
     </w:p>
     <w:p>
@@ -495,7 +479,47 @@
         <w:rPr>
           <w:sz w:val="21"/>
         </w:rPr>
-        <w:t>&gt; Most of the discussion was about the new charting templates, which went live without much warning.</w:t>
+        <w:t>&gt; Referral patterns into this clinic have changed, and newly referred patients is a bigger share than it was.</w:t>
+      </w:r>
+    </w:p>
+    <w:p>
+      <w:r>
+        <w:rPr>
+          <w:sz w:val="21"/>
+        </w:rPr>
+      </w:r>
+    </w:p>
+    <w:p>
+      <w:r>
+        <w:rPr>
+          <w:b/>
+          <w:sz w:val="21"/>
+        </w:rPr>
+        <w:t>Josefina Abernathy, MD, Riverstone Comprehensive Epilepsy Clinic, Hartford, CT (RSM)</w:t>
+      </w:r>
+    </w:p>
+    <w:p>
+      <w:r>
+        <w:rPr>
+          <w:sz w:val="21"/>
+        </w:rPr>
+        <w:t>&gt; Stopped by by the scheduling desk for a short conversation.</w:t>
+      </w:r>
+    </w:p>
+    <w:p>
+      <w:r>
+        <w:rPr>
+          <w:sz w:val="21"/>
+        </w:rPr>
+        <w:t>&gt; The composition of the pediatric-to-adult transfers has shifted over the last year or two.</w:t>
+      </w:r>
+    </w:p>
+    <w:p>
+      <w:r>
+        <w:rPr>
+          <w:sz w:val="21"/>
+        </w:rPr>
+        <w:t>&gt; Titration scheduling is handled by nursing staff, which the practice finds workable.</w:t>
       </w:r>
     </w:p>
     <w:p>
